--- a/Templates/BTS/BM-15-07 TỜ TRÌNH KÝ HỢP ĐỒNG BTS - Templates.docx
+++ b/Templates/BTS/BM-15-07 TỜ TRÌNH KÝ HỢP ĐỒNG BTS - Templates.docx
@@ -243,7 +243,7 @@
     <w:tbl>
       <w:tblPr>
         <w:tblStyle w:val="TableGrid3"/>
-        <w:tblW w:w="9356" w:type="dxa"/>
+        <w:tblW w:w="8789" w:type="dxa"/>
         <w:jc w:val="center"/>
         <w:tblBorders>
           <w:top w:val="none" w:sz="0" w:space="0" w:color="auto"/>
@@ -258,7 +258,7 @@
       <w:tblGrid>
         <w:gridCol w:w="1560"/>
         <w:gridCol w:w="425"/>
-        <w:gridCol w:w="7371"/>
+        <w:gridCol w:w="6804"/>
       </w:tblGrid>
       <w:tr>
         <w:trPr>
@@ -322,7 +322,7 @@
         </w:tc>
         <w:tc>
           <w:tcPr>
-            <w:tcW w:w="7371" w:type="dxa"/>
+            <w:tcW w:w="6804" w:type="dxa"/>
             <w:vAlign w:val="center"/>
           </w:tcPr>
           <w:p>
@@ -406,7 +406,7 @@
         </w:tc>
         <w:tc>
           <w:tcPr>
-            <w:tcW w:w="7371" w:type="dxa"/>
+            <w:tcW w:w="6804" w:type="dxa"/>
             <w:vAlign w:val="center"/>
           </w:tcPr>
           <w:p>
@@ -488,7 +488,7 @@
         </w:tc>
         <w:tc>
           <w:tcPr>
-            <w:tcW w:w="7371" w:type="dxa"/>
+            <w:tcW w:w="6804" w:type="dxa"/>
           </w:tcPr>
           <w:p>
             <w:pPr>
@@ -572,7 +572,7 @@
         </w:tc>
         <w:tc>
           <w:tcPr>
-            <w:tcW w:w="7371" w:type="dxa"/>
+            <w:tcW w:w="6804" w:type="dxa"/>
             <w:vAlign w:val="center"/>
           </w:tcPr>
           <w:p>
@@ -1797,7 +1797,7 @@
     <w:tbl>
       <w:tblPr>
         <w:tblStyle w:val="TableGrid11"/>
-        <w:tblW w:w="9356" w:type="dxa"/>
+        <w:tblW w:w="9639" w:type="dxa"/>
         <w:tblInd w:w="-5" w:type="dxa"/>
         <w:tblLook w:val="04A0" w:firstRow="1" w:lastRow="0" w:firstColumn="1" w:lastColumn="0" w:noHBand="0" w:noVBand="1"/>
       </w:tblPr>
@@ -1805,11 +1805,11 @@
         <w:gridCol w:w="1612"/>
         <w:gridCol w:w="372"/>
         <w:gridCol w:w="3556"/>
-        <w:gridCol w:w="3816"/>
+        <w:gridCol w:w="4099"/>
       </w:tblGrid>
       <w:tr>
         <w:trPr>
-          <w:trHeight w:val="77"/>
+          <w:trHeight w:val="345"/>
         </w:trPr>
         <w:tc>
           <w:tcPr>
@@ -1871,7 +1871,7 @@
         </w:tc>
         <w:tc>
           <w:tcPr>
-            <w:tcW w:w="7372" w:type="dxa"/>
+            <w:tcW w:w="7655" w:type="dxa"/>
             <w:gridSpan w:val="2"/>
             <w:vAlign w:val="center"/>
           </w:tcPr>
@@ -1902,7 +1902,7 @@
       </w:tr>
       <w:tr>
         <w:trPr>
-          <w:trHeight w:val="267"/>
+          <w:trHeight w:val="60"/>
         </w:trPr>
         <w:tc>
           <w:tcPr>
@@ -1963,7 +1963,7 @@
         </w:tc>
         <w:tc>
           <w:tcPr>
-            <w:tcW w:w="7372" w:type="dxa"/>
+            <w:tcW w:w="7655" w:type="dxa"/>
             <w:gridSpan w:val="2"/>
             <w:vAlign w:val="center"/>
           </w:tcPr>
@@ -1992,7 +1992,7 @@
       </w:tr>
       <w:tr>
         <w:trPr>
-          <w:trHeight w:val="188"/>
+          <w:trHeight w:val="60"/>
         </w:trPr>
         <w:tc>
           <w:tcPr>
@@ -2053,7 +2053,7 @@
         </w:tc>
         <w:tc>
           <w:tcPr>
-            <w:tcW w:w="7372" w:type="dxa"/>
+            <w:tcW w:w="7655" w:type="dxa"/>
             <w:gridSpan w:val="2"/>
             <w:vAlign w:val="center"/>
           </w:tcPr>
@@ -2082,7 +2082,7 @@
       </w:tr>
       <w:tr>
         <w:trPr>
-          <w:trHeight w:val="77"/>
+          <w:trHeight w:val="124"/>
         </w:trPr>
         <w:tc>
           <w:tcPr>
@@ -2170,7 +2170,7 @@
         </w:tc>
         <w:tc>
           <w:tcPr>
-            <w:tcW w:w="3816" w:type="dxa"/>
+            <w:tcW w:w="4099" w:type="dxa"/>
             <w:vAlign w:val="center"/>
           </w:tcPr>
           <w:p>
@@ -2279,7 +2279,7 @@
         </w:tc>
         <w:tc>
           <w:tcPr>
-            <w:tcW w:w="3816" w:type="dxa"/>
+            <w:tcW w:w="4099" w:type="dxa"/>
             <w:vAlign w:val="center"/>
           </w:tcPr>
           <w:p>
@@ -2388,7 +2388,7 @@
         </w:tc>
         <w:tc>
           <w:tcPr>
-            <w:tcW w:w="3816" w:type="dxa"/>
+            <w:tcW w:w="4099" w:type="dxa"/>
             <w:vAlign w:val="center"/>
           </w:tcPr>
           <w:p>
@@ -2497,7 +2497,7 @@
         </w:tc>
         <w:tc>
           <w:tcPr>
-            <w:tcW w:w="3816" w:type="dxa"/>
+            <w:tcW w:w="4099" w:type="dxa"/>
             <w:vAlign w:val="center"/>
           </w:tcPr>
           <w:p>
@@ -2593,7 +2593,7 @@
         </w:tc>
         <w:tc>
           <w:tcPr>
-            <w:tcW w:w="7372" w:type="dxa"/>
+            <w:tcW w:w="7655" w:type="dxa"/>
             <w:gridSpan w:val="2"/>
             <w:vAlign w:val="center"/>
           </w:tcPr>
@@ -2616,7 +2616,22 @@
                 <w:bCs/>
                 <w:szCs w:val="28"/>
               </w:rPr>
-              <w:t>Xây dựng trạm thu phát sóng thông tin (BTS) cho các mạng di động và thiết bị viễn thông kèm theo gồm: Bệ móng lắp đặt thiết bị, vị trí dựng cột anten tự đứng Monopole cao 30m.</w:t>
+              <w:t xml:space="preserve">Xây dựng trạm thu phát sóng thông tin (BTS) cho các mạng di động và thiết bị viễn thông kèm theo gồm: Bệ móng lắp đặt thiết bị, </w:t>
+            </w:r>
+            <w:r>
+              <w:rPr>
+                <w:bCs/>
+                <w:szCs w:val="28"/>
+                <w:lang w:val="en-US"/>
+              </w:rPr>
+              <w:br/>
+            </w:r>
+            <w:r>
+              <w:rPr>
+                <w:bCs/>
+                <w:szCs w:val="28"/>
+              </w:rPr>
+              <w:t>vị trí dựng cột anten tự đứng Monopole cao 30m.</w:t>
             </w:r>
           </w:p>
         </w:tc>
@@ -2684,7 +2699,7 @@
         </w:tc>
         <w:tc>
           <w:tcPr>
-            <w:tcW w:w="7372" w:type="dxa"/>
+            <w:tcW w:w="7655" w:type="dxa"/>
             <w:gridSpan w:val="2"/>
             <w:vAlign w:val="center"/>
           </w:tcPr>
@@ -2723,7 +2738,7 @@
       </w:tr>
       <w:tr>
         <w:trPr>
-          <w:trHeight w:val="206"/>
+          <w:trHeight w:val="348"/>
         </w:trPr>
         <w:tc>
           <w:tcPr>
@@ -2792,7 +2807,7 @@
         </w:tc>
         <w:tc>
           <w:tcPr>
-            <w:tcW w:w="7372" w:type="dxa"/>
+            <w:tcW w:w="7655" w:type="dxa"/>
             <w:gridSpan w:val="2"/>
             <w:vAlign w:val="center"/>
           </w:tcPr>
@@ -2845,7 +2860,7 @@
       </w:tr>
       <w:tr>
         <w:trPr>
-          <w:trHeight w:val="2032"/>
+          <w:trHeight w:val="1890"/>
         </w:trPr>
         <w:tc>
           <w:tcPr>
@@ -2906,7 +2921,7 @@
         </w:tc>
         <w:tc>
           <w:tcPr>
-            <w:tcW w:w="7372" w:type="dxa"/>
+            <w:tcW w:w="7655" w:type="dxa"/>
             <w:gridSpan w:val="2"/>
             <w:vAlign w:val="center"/>
           </w:tcPr>
@@ -3026,7 +3041,20 @@
               <w:rPr>
                 <w:szCs w:val="28"/>
               </w:rPr>
-              <w:t>Thanh toán định kỳ 3 tháng 1 lần, tính từ thời điểm 2 bên ký kết Biên bản thỏa thuận và Bên A bàn giao mặt bằng hoàn tất cho Bên B.</w:t>
+              <w:t xml:space="preserve">Thanh toán định kỳ 3 tháng 1 lần, tính từ thời điểm 2 bên ký kết Biên bản thỏa thuận và Bên A bàn giao mặt bằng hoàn tất cho </w:t>
+            </w:r>
+            <w:r>
+              <w:rPr>
+                <w:szCs w:val="28"/>
+                <w:lang w:val="en-US"/>
+              </w:rPr>
+              <w:br/>
+            </w:r>
+            <w:r>
+              <w:rPr>
+                <w:szCs w:val="28"/>
+              </w:rPr>
+              <w:t>Bên B.</w:t>
             </w:r>
           </w:p>
           <w:p>
@@ -3168,8 +3196,8 @@
     <w:tbl>
       <w:tblPr>
         <w:tblStyle w:val="TableGrid"/>
-        <w:tblW w:w="9175" w:type="dxa"/>
-        <w:tblInd w:w="-108" w:type="dxa"/>
+        <w:tblW w:w="8931" w:type="dxa"/>
+        <w:tblInd w:w="-5" w:type="dxa"/>
         <w:tblBorders>
           <w:top w:val="none" w:sz="0" w:space="0" w:color="auto"/>
           <w:left w:val="none" w:sz="0" w:space="0" w:color="auto"/>
@@ -3181,33 +3209,44 @@
         <w:tblLook w:val="04A0" w:firstRow="1" w:lastRow="0" w:firstColumn="1" w:lastColumn="0" w:noHBand="0" w:noVBand="1"/>
       </w:tblPr>
       <w:tblGrid>
-        <w:gridCol w:w="3647"/>
-        <w:gridCol w:w="1134"/>
-        <w:gridCol w:w="4394"/>
+        <w:gridCol w:w="6"/>
+        <w:gridCol w:w="3963"/>
+        <w:gridCol w:w="851"/>
+        <w:gridCol w:w="4111"/>
       </w:tblGrid>
       <w:tr>
         <w:trPr>
-          <w:trHeight w:val="273"/>
+          <w:gridBefore w:val="1"/>
+          <w:wBefore w:w="6" w:type="dxa"/>
+          <w:trHeight w:val="139"/>
         </w:trPr>
         <w:tc>
           <w:tcPr>
-            <w:tcW w:w="3647" w:type="dxa"/>
+            <w:tcW w:w="3963" w:type="dxa"/>
           </w:tcPr>
           <w:p>
             <w:pPr>
-              <w:spacing w:after="0"/>
+              <w:tabs>
+                <w:tab w:val="left" w:pos="284"/>
+              </w:tabs>
+              <w:spacing w:before="120" w:after="120"/>
               <w:jc w:val="center"/>
               <w:rPr>
                 <w:b/>
                 <w:bCs/>
-                <w:szCs w:val="28"/>
+                <w:color w:val="000000" w:themeColor="text1"/>
+                <w:szCs w:val="28"/>
+                <w:lang w:eastAsia="ko-KR"/>
               </w:rPr>
             </w:pPr>
+            <w:bookmarkStart w:id="0" w:name="_Hlk208818503"/>
             <w:r>
               <w:rPr>
                 <w:b/>
                 <w:bCs/>
-                <w:szCs w:val="28"/>
+                <w:color w:val="000000" w:themeColor="text1"/>
+                <w:szCs w:val="28"/>
+                <w:lang w:eastAsia="ko-KR"/>
               </w:rPr>
               <w:t>LẬP BẢNG</w:t>
             </w:r>
@@ -3215,47 +3254,51 @@
         </w:tc>
         <w:tc>
           <w:tcPr>
-            <w:tcW w:w="1134" w:type="dxa"/>
+            <w:tcW w:w="851" w:type="dxa"/>
           </w:tcPr>
           <w:p>
             <w:pPr>
-              <w:spacing w:after="0"/>
+              <w:tabs>
+                <w:tab w:val="left" w:pos="284"/>
+              </w:tabs>
+              <w:spacing w:before="120" w:after="120"/>
               <w:jc w:val="center"/>
               <w:rPr>
                 <w:b/>
                 <w:bCs/>
-                <w:szCs w:val="28"/>
+                <w:color w:val="000000" w:themeColor="text1"/>
+                <w:szCs w:val="28"/>
+                <w:lang w:eastAsia="ko-KR"/>
               </w:rPr>
             </w:pPr>
           </w:p>
         </w:tc>
         <w:tc>
           <w:tcPr>
-            <w:tcW w:w="4394" w:type="dxa"/>
+            <w:tcW w:w="4111" w:type="dxa"/>
           </w:tcPr>
           <w:p>
             <w:pPr>
-              <w:spacing w:after="0"/>
+              <w:tabs>
+                <w:tab w:val="left" w:pos="284"/>
+              </w:tabs>
+              <w:spacing w:before="120" w:after="120"/>
               <w:jc w:val="center"/>
               <w:rPr>
                 <w:b/>
                 <w:bCs/>
-                <w:szCs w:val="28"/>
+                <w:color w:val="000000" w:themeColor="text1"/>
+                <w:szCs w:val="28"/>
+                <w:lang w:eastAsia="ko-KR"/>
               </w:rPr>
             </w:pPr>
             <w:r>
               <w:rPr>
                 <w:b/>
                 <w:bCs/>
-                <w:szCs w:val="28"/>
-              </w:rPr>
-              <w:t xml:space="preserve"> </w:t>
-            </w:r>
-            <w:r>
-              <w:rPr>
-                <w:b/>
-                <w:bCs/>
-                <w:szCs w:val="28"/>
+                <w:color w:val="000000" w:themeColor="text1"/>
+                <w:szCs w:val="28"/>
+                <w:lang w:eastAsia="ko-KR"/>
               </w:rPr>
               <w:t>PHÒNG SXKD</w:t>
             </w:r>
@@ -3264,134 +3307,151 @@
       </w:tr>
       <w:tr>
         <w:trPr>
-          <w:trHeight w:val="1771"/>
+          <w:gridBefore w:val="1"/>
+          <w:wBefore w:w="6" w:type="dxa"/>
+          <w:trHeight w:val="787"/>
         </w:trPr>
         <w:tc>
           <w:tcPr>
-            <w:tcW w:w="3647" w:type="dxa"/>
-            <w:vAlign w:val="bottom"/>
+            <w:tcW w:w="3963" w:type="dxa"/>
+            <w:vAlign w:val="center"/>
           </w:tcPr>
           <w:p>
             <w:pPr>
-              <w:spacing w:after="0"/>
-              <w:jc w:val="center"/>
-              <w:rPr>
-                <w:bCs/>
-                <w:szCs w:val="28"/>
-              </w:rPr>
-            </w:pPr>
-            <w:r>
-              <w:rPr>
-                <w:b/>
-                <w:bCs/>
-                <w:szCs w:val="28"/>
-              </w:rPr>
-              <w:t>Phan Thành Tâm</w:t>
-            </w:r>
-          </w:p>
-        </w:tc>
-        <w:tc>
-          <w:tcPr>
-            <w:tcW w:w="1134" w:type="dxa"/>
-            <w:vAlign w:val="bottom"/>
-          </w:tcPr>
-          <w:p>
-            <w:pPr>
-              <w:spacing w:after="0"/>
-              <w:jc w:val="center"/>
-              <w:rPr>
-                <w:bCs/>
-                <w:szCs w:val="28"/>
+              <w:tabs>
+                <w:tab w:val="left" w:pos="284"/>
+              </w:tabs>
+              <w:spacing w:before="120" w:after="0"/>
+              <w:rPr>
+                <w:szCs w:val="28"/>
+                <w:lang w:eastAsia="ko-KR"/>
               </w:rPr>
             </w:pPr>
           </w:p>
         </w:tc>
         <w:tc>
           <w:tcPr>
-            <w:tcW w:w="4394" w:type="dxa"/>
-            <w:vAlign w:val="bottom"/>
+            <w:tcW w:w="851" w:type="dxa"/>
+            <w:vAlign w:val="center"/>
           </w:tcPr>
           <w:p>
             <w:pPr>
-              <w:spacing w:after="0"/>
-              <w:jc w:val="center"/>
-              <w:rPr>
-                <w:bCs/>
-                <w:szCs w:val="28"/>
+              <w:tabs>
+                <w:tab w:val="left" w:pos="284"/>
+              </w:tabs>
+              <w:spacing w:before="120" w:after="0"/>
+              <w:rPr>
+                <w:szCs w:val="28"/>
+                <w:lang w:eastAsia="ko-KR"/>
               </w:rPr>
             </w:pPr>
-            <w:r>
-              <w:rPr>
-                <w:b/>
-                <w:bCs/>
-                <w:szCs w:val="28"/>
-              </w:rPr>
-              <w:t>Dương Văn Thuận</w:t>
-            </w:r>
+          </w:p>
+        </w:tc>
+        <w:tc>
+          <w:tcPr>
+            <w:tcW w:w="4111" w:type="dxa"/>
+            <w:vAlign w:val="center"/>
+          </w:tcPr>
+          <w:p>
+            <w:pPr>
+              <w:tabs>
+                <w:tab w:val="left" w:pos="284"/>
+              </w:tabs>
+              <w:spacing w:before="120" w:after="0"/>
+              <w:rPr>
+                <w:szCs w:val="28"/>
+                <w:lang w:eastAsia="ko-KR"/>
+              </w:rPr>
+            </w:pPr>
           </w:p>
         </w:tc>
       </w:tr>
       <w:tr>
         <w:trPr>
-          <w:trHeight w:val="283"/>
+          <w:gridBefore w:val="1"/>
+          <w:wBefore w:w="6" w:type="dxa"/>
+          <w:trHeight w:val="1006"/>
         </w:trPr>
         <w:tc>
           <w:tcPr>
-            <w:tcW w:w="3647" w:type="dxa"/>
-            <w:vAlign w:val="center"/>
+            <w:tcW w:w="3963" w:type="dxa"/>
+            <w:vAlign w:val="bottom"/>
           </w:tcPr>
           <w:p>
             <w:pPr>
-              <w:spacing w:after="0"/>
+              <w:tabs>
+                <w:tab w:val="left" w:pos="284"/>
+              </w:tabs>
+              <w:spacing w:before="120" w:after="240"/>
+              <w:jc w:val="center"/>
+              <w:rPr>
+                <w:szCs w:val="28"/>
+                <w:lang w:eastAsia="ko-KR"/>
+              </w:rPr>
+            </w:pPr>
+            <w:r>
               <w:rPr>
                 <w:b/>
-                <w:bCs/>
-                <w:sz w:val="10"/>
-                <w:szCs w:val="10"/>
+                <w:szCs w:val="28"/>
+                <w:lang w:eastAsia="ko-KR"/>
+              </w:rPr>
+              <w:t>Phan Thành Tâm</w:t>
+            </w:r>
+          </w:p>
+        </w:tc>
+        <w:tc>
+          <w:tcPr>
+            <w:tcW w:w="851" w:type="dxa"/>
+            <w:vAlign w:val="bottom"/>
+          </w:tcPr>
+          <w:p>
+            <w:pPr>
+              <w:tabs>
+                <w:tab w:val="left" w:pos="284"/>
+              </w:tabs>
+              <w:spacing w:before="120" w:after="240"/>
+              <w:jc w:val="center"/>
+              <w:rPr>
+                <w:b/>
+                <w:szCs w:val="28"/>
+                <w:lang w:eastAsia="ko-KR"/>
               </w:rPr>
             </w:pPr>
           </w:p>
         </w:tc>
         <w:tc>
           <w:tcPr>
-            <w:tcW w:w="1134" w:type="dxa"/>
-            <w:vAlign w:val="center"/>
+            <w:tcW w:w="4111" w:type="dxa"/>
+            <w:vAlign w:val="bottom"/>
           </w:tcPr>
           <w:p>
             <w:pPr>
-              <w:spacing w:after="0"/>
+              <w:tabs>
+                <w:tab w:val="left" w:pos="284"/>
+              </w:tabs>
+              <w:spacing w:before="120" w:after="240"/>
+              <w:jc w:val="center"/>
+              <w:rPr>
+                <w:szCs w:val="28"/>
+                <w:lang w:eastAsia="ko-KR"/>
+              </w:rPr>
+            </w:pPr>
+            <w:r>
               <w:rPr>
                 <w:b/>
-                <w:bCs/>
-                <w:sz w:val="10"/>
-                <w:szCs w:val="10"/>
-              </w:rPr>
-            </w:pPr>
-          </w:p>
-        </w:tc>
-        <w:tc>
-          <w:tcPr>
-            <w:tcW w:w="4394" w:type="dxa"/>
-            <w:vAlign w:val="center"/>
-          </w:tcPr>
-          <w:p>
-            <w:pPr>
-              <w:spacing w:after="0"/>
-              <w:rPr>
-                <w:b/>
-                <w:bCs/>
-                <w:sz w:val="10"/>
-                <w:szCs w:val="10"/>
-              </w:rPr>
-            </w:pPr>
+                <w:szCs w:val="28"/>
+                <w:lang w:eastAsia="ko-KR"/>
+              </w:rPr>
+              <w:t>Dương Văn Thuận</w:t>
+            </w:r>
           </w:p>
         </w:tc>
       </w:tr>
       <w:tr>
         <w:tc>
           <w:tcPr>
-            <w:tcW w:w="9175" w:type="dxa"/>
-            <w:gridSpan w:val="3"/>
+            <w:tcW w:w="3969" w:type="dxa"/>
+            <w:gridSpan w:val="2"/>
             <w:vAlign w:val="center"/>
           </w:tcPr>
           <w:p>
@@ -3410,6 +3470,48 @@
                 <w:bCs/>
                 <w:szCs w:val="28"/>
               </w:rPr>
+              <w:t>PHÓ TỔNG GIÁM ĐỐC</w:t>
+            </w:r>
+          </w:p>
+        </w:tc>
+        <w:tc>
+          <w:tcPr>
+            <w:tcW w:w="851" w:type="dxa"/>
+            <w:vAlign w:val="center"/>
+          </w:tcPr>
+          <w:p>
+            <w:pPr>
+              <w:spacing w:after="0"/>
+              <w:jc w:val="center"/>
+              <w:rPr>
+                <w:b/>
+                <w:bCs/>
+                <w:szCs w:val="28"/>
+              </w:rPr>
+            </w:pPr>
+          </w:p>
+        </w:tc>
+        <w:tc>
+          <w:tcPr>
+            <w:tcW w:w="4111" w:type="dxa"/>
+            <w:vAlign w:val="center"/>
+          </w:tcPr>
+          <w:p>
+            <w:pPr>
+              <w:spacing w:after="0"/>
+              <w:jc w:val="center"/>
+              <w:rPr>
+                <w:b/>
+                <w:bCs/>
+                <w:szCs w:val="28"/>
+              </w:rPr>
+            </w:pPr>
+            <w:r>
+              <w:rPr>
+                <w:b/>
+                <w:bCs/>
+                <w:szCs w:val="28"/>
+              </w:rPr>
               <w:t>TM. BAN TỔNG GIÁM ĐỐC</w:t>
             </w:r>
           </w:p>
@@ -3429,14 +3531,6 @@
                 <w:bCs/>
                 <w:szCs w:val="28"/>
               </w:rPr>
-              <w:t xml:space="preserve">PHÓ </w:t>
-            </w:r>
-            <w:r>
-              <w:rPr>
-                <w:b/>
-                <w:bCs/>
-                <w:szCs w:val="28"/>
-              </w:rPr>
               <w:t>TỔNG GIÁM ĐỐC</w:t>
             </w:r>
           </w:p>
@@ -3444,17 +3538,46 @@
       </w:tr>
       <w:tr>
         <w:trPr>
-          <w:trHeight w:val="1232"/>
+          <w:trHeight w:val="1262"/>
         </w:trPr>
         <w:tc>
           <w:tcPr>
-            <w:tcW w:w="9175" w:type="dxa"/>
-            <w:gridSpan w:val="3"/>
+            <w:tcW w:w="3969" w:type="dxa"/>
+            <w:gridSpan w:val="2"/>
             <w:vAlign w:val="bottom"/>
           </w:tcPr>
           <w:p>
             <w:pPr>
-              <w:spacing w:after="0"/>
+              <w:jc w:val="center"/>
+              <w:rPr>
+                <w:b/>
+                <w:bCs/>
+                <w:szCs w:val="28"/>
+              </w:rPr>
+            </w:pPr>
+          </w:p>
+        </w:tc>
+        <w:tc>
+          <w:tcPr>
+            <w:tcW w:w="851" w:type="dxa"/>
+            <w:vAlign w:val="bottom"/>
+          </w:tcPr>
+          <w:p>
+            <w:pPr>
+              <w:jc w:val="center"/>
+              <w:rPr>
+                <w:szCs w:val="28"/>
+              </w:rPr>
+            </w:pPr>
+          </w:p>
+        </w:tc>
+        <w:tc>
+          <w:tcPr>
+            <w:tcW w:w="4111" w:type="dxa"/>
+            <w:vAlign w:val="bottom"/>
+          </w:tcPr>
+          <w:p>
+            <w:pPr>
               <w:jc w:val="center"/>
               <w:rPr>
                 <w:b/>
@@ -3466,9 +3589,11 @@
         </w:tc>
       </w:tr>
     </w:tbl>
+    <w:bookmarkEnd w:id="0"/>
     <w:p>
       <w:pPr>
         <w:spacing w:before="120" w:after="120"/>
+        <w:ind w:left="720"/>
         <w:rPr>
           <w:b w:val="0"/>
           <w:bCs/>
@@ -3480,7 +3605,7 @@
           <w:bCs/>
           <w:szCs w:val="28"/>
         </w:rPr>
-        <w:t xml:space="preserve">                                                </w:t>
+        <w:t xml:space="preserve">   </w:t>
       </w:r>
       <w:r>
         <w:rPr>
@@ -3488,6 +3613,42 @@
           <w:szCs w:val="28"/>
         </w:rPr>
         <w:t>Nguyễn Văn Dũng</w:t>
+      </w:r>
+      <w:r>
+        <w:rPr>
+          <w:bCs/>
+          <w:szCs w:val="28"/>
+        </w:rPr>
+        <w:tab/>
+      </w:r>
+      <w:r>
+        <w:rPr>
+          <w:bCs/>
+          <w:szCs w:val="28"/>
+        </w:rPr>
+        <w:tab/>
+      </w:r>
+      <w:r>
+        <w:rPr>
+          <w:bCs/>
+          <w:szCs w:val="28"/>
+        </w:rPr>
+        <w:tab/>
+      </w:r>
+      <w:r>
+        <w:rPr>
+          <w:bCs/>
+          <w:szCs w:val="28"/>
+        </w:rPr>
+        <w:tab/>
+        <w:t xml:space="preserve">  </w:t>
+      </w:r>
+      <w:r>
+        <w:rPr>
+          <w:bCs/>
+          <w:szCs w:val="28"/>
+        </w:rPr>
+        <w:t>Đặng Văn Dũng</w:t>
       </w:r>
     </w:p>
     <w:sectPr>
@@ -8854,12 +9015,6 @@
 </file>
 
 <file path=customXml/item1.xml><?xml version="1.0" encoding="utf-8"?>
-<p:properties xmlns:p="http://schemas.microsoft.com/office/2006/metadata/properties" xmlns:xsi="http://www.w3.org/2001/XMLSchema-instance" xmlns:pc="http://schemas.microsoft.com/office/infopath/2007/PartnerControls">
-  <documentManagement/>
-</p:properties>
-</file>
-
-<file path=customXml/item2.xml><?xml version="1.0" encoding="utf-8"?>
 <?mso-contentType ?>
 <FormTemplates xmlns="http://schemas.microsoft.com/sharepoint/v3/contenttype/forms">
   <Display>DocumentLibraryForm</Display>
@@ -8868,11 +9023,13 @@
 </FormTemplates>
 </file>
 
-<file path=customXml/item3.xml><?xml version="1.0" encoding="utf-8"?>
-<b:Sources xmlns:b="http://schemas.openxmlformats.org/officeDocument/2006/bibliography" xmlns="http://schemas.openxmlformats.org/officeDocument/2006/bibliography" SelectedStyle="/APASixthEditionOfficeOnline.xsl" StyleName="APA" Version="6"/>
+<file path=customXml/item2.xml><?xml version="1.0" encoding="utf-8"?>
+<p:properties xmlns:p="http://schemas.microsoft.com/office/2006/metadata/properties" xmlns:xsi="http://www.w3.org/2001/XMLSchema-instance" xmlns:pc="http://schemas.microsoft.com/office/infopath/2007/PartnerControls">
+  <documentManagement/>
+</p:properties>
 </file>
 
-<file path=customXml/item4.xml><?xml version="1.0" encoding="utf-8"?>
+<file path=customXml/item3.xml><?xml version="1.0" encoding="utf-8"?>
 <ct:contentTypeSchema xmlns:ct="http://schemas.microsoft.com/office/2006/metadata/contentType" xmlns:ma="http://schemas.microsoft.com/office/2006/metadata/properties/metaAttributes" ct:_="" ma:_="" ma:contentTypeName="Document" ma:contentTypeID="0x010100805D4BEE55A24044BDE0D112F050CC83" ma:contentTypeVersion="1" ma:contentTypeDescription="Create a new document." ma:contentTypeScope="" ma:versionID="bfe3fb2b52072bba3ef6a4f234377cf8">
   <xsd:schema xmlns:xsd="http://www.w3.org/2001/XMLSchema" xmlns:xs="http://www.w3.org/2001/XMLSchema" xmlns:p="http://schemas.microsoft.com/office/2006/metadata/properties" targetNamespace="http://schemas.microsoft.com/office/2006/metadata/properties" ma:root="true" ma:fieldsID="3168da399c7eed0b2303d422f0440ed6">
     <xsd:element name="properties">
@@ -8986,7 +9143,19 @@
 </ct:contentTypeSchema>
 </file>
 
+<file path=customXml/item4.xml><?xml version="1.0" encoding="utf-8"?>
+<b:Sources xmlns:b="http://schemas.openxmlformats.org/officeDocument/2006/bibliography" xmlns="http://schemas.openxmlformats.org/officeDocument/2006/bibliography" SelectedStyle="/APASixthEditionOfficeOnline.xsl" StyleName="APA" Version="6"/>
+</file>
+
 <file path=customXml/itemProps1.xml><?xml version="1.0" encoding="utf-8"?>
+<ds:datastoreItem xmlns:ds="http://schemas.openxmlformats.org/officeDocument/2006/customXml" ds:itemID="{82FE4CF3-5FAD-471E-ABCD-D22784ED3188}">
+  <ds:schemaRefs>
+    <ds:schemaRef ds:uri="http://schemas.microsoft.com/sharepoint/v3/contenttype/forms"/>
+  </ds:schemaRefs>
+</ds:datastoreItem>
+</file>
+
+<file path=customXml/itemProps2.xml><?xml version="1.0" encoding="utf-8"?>
 <ds:datastoreItem xmlns:ds="http://schemas.openxmlformats.org/officeDocument/2006/customXml" ds:itemID="{9701D592-247D-45DD-A358-87F83AAA0287}">
   <ds:schemaRefs>
     <ds:schemaRef ds:uri="http://schemas.microsoft.com/office/2006/metadata/properties"/>
@@ -8995,23 +9164,7 @@
 </ds:datastoreItem>
 </file>
 
-<file path=customXml/itemProps2.xml><?xml version="1.0" encoding="utf-8"?>
-<ds:datastoreItem xmlns:ds="http://schemas.openxmlformats.org/officeDocument/2006/customXml" ds:itemID="{82FE4CF3-5FAD-471E-ABCD-D22784ED3188}">
-  <ds:schemaRefs>
-    <ds:schemaRef ds:uri="http://schemas.microsoft.com/sharepoint/v3/contenttype/forms"/>
-  </ds:schemaRefs>
-</ds:datastoreItem>
-</file>
-
 <file path=customXml/itemProps3.xml><?xml version="1.0" encoding="utf-8"?>
-<ds:datastoreItem xmlns:ds="http://schemas.openxmlformats.org/officeDocument/2006/customXml" ds:itemID="{0650F66F-90CF-42EA-8F60-11FCD82A6B0A}">
-  <ds:schemaRefs>
-    <ds:schemaRef ds:uri="http://schemas.openxmlformats.org/officeDocument/2006/bibliography"/>
-  </ds:schemaRefs>
-</ds:datastoreItem>
-</file>
-
-<file path=customXml/itemProps4.xml><?xml version="1.0" encoding="utf-8"?>
 <ds:datastoreItem xmlns:ds="http://schemas.openxmlformats.org/officeDocument/2006/customXml" ds:itemID="{B97429D7-3677-4579-BE7C-0A9DB74874F3}">
   <ds:schemaRefs>
     <ds:schemaRef ds:uri="http://schemas.microsoft.com/office/2006/metadata/contentType"/>
@@ -9025,4 +9178,12 @@
     <ds:schemaRef ds:uri="http://schemas.microsoft.com/office/infopath/2007/PartnerControls"/>
   </ds:schemaRefs>
 </ds:datastoreItem>
+</file>
+
+<file path=customXml/itemProps4.xml><?xml version="1.0" encoding="utf-8"?>
+<ds:datastoreItem xmlns:ds="http://schemas.openxmlformats.org/officeDocument/2006/customXml" ds:itemID="{0650F66F-90CF-42EA-8F60-11FCD82A6B0A}">
+  <ds:schemaRefs>
+    <ds:schemaRef ds:uri="http://schemas.openxmlformats.org/officeDocument/2006/bibliography"/>
+  </ds:schemaRefs>
+</ds:datastoreItem>
 </file>